--- a/02_Article/DisasterAware_IEEE_Article_NoName.docx
+++ b/02_Article/DisasterAware_IEEE_Article_NoName.docx
@@ -167,39 +167,25 @@
           <w:sz w:val="18"/>
           <w:szCs w:val="18"/>
         </w:rPr>
-        <w:t xml:space="preserve">Wildfire decision support systems (DSS) today remain limited in several ways. They typically operate within a fixed set of predefined options, concentrate reasoning in a single central unit, tie the decision logic tightly to one specific simulation model, and cope poorly with uncertain or missing information. DisasterAware is a decision support framework that addresses these limitations through a hierarchically distributed and uncertainty-aware design based on concept-based fuzzy reasoning. Six bounded environmental features are first converted into fuzzy membership values under a partition-of-unity scheme and then abstracted into a compact four-dimensional situational concept vector (fire threat, suppression feasibility, asset exposure, and intervention urgency). This concept vector feeds a Mamdani-type inference process that runs independently on each regional agent. Organizing the rules around concepts rather than raw features reduces the rule count </w:t>
-      </w:r>
+        <w:t xml:space="preserve">Wildfire decision support systems (DSS) today remain limited in several ways. They typically operate within a fixed set of predefined options, concentrate reasoning in a single central unit, tie the decision logic tightly to one specific simulation model, and cope poorly with uncertain or missing information. DisasterAware is a decision support framework that addresses these limitations through a hierarchically distributed and uncertainty-aware design based on concept-based fuzzy reasoning. Six bounded environmental features are first converted into fuzzy membership values under a partition-of-unity scheme and then abstracted into a compact four-dimensional situational concept vector (fire threat, suppression feasibility, asset exposure, and intervention urgency). This concept vector feeds a Mamdani-type inference process that runs independently on each regional agent. Organizing the rules around concepts rather than raw features reduces the rule count 25-fold for every intervention type, from 15625 to 625 </w:t>
+      </w:r>
+      <w:proofErr w:type="spellStart"/>
       <w:r>
         <w:rPr>
           <w:b/>
           <w:sz w:val="18"/>
           <w:szCs w:val="18"/>
         </w:rPr>
-        <w:t>25-fold for every intervention type, from 15625 to 625 rules</w:t>
-      </w:r>
+        <w:t>rules</w:t>
+      </w:r>
+      <w:proofErr w:type="spellEnd"/>
       <w:r>
         <w:rPr>
           <w:b/>
           <w:sz w:val="18"/>
           <w:szCs w:val="18"/>
         </w:rPr>
-        <w:t xml:space="preserve"> (</w:t>
-      </w:r>
-      <w:r>
-        <w:rPr>
-          <w:b/>
-          <w:sz w:val="18"/>
-          <w:szCs w:val="18"/>
-        </w:rPr>
-        <w:t>2500 instead of 62500</w:t>
-      </w:r>
-      <w:r>
-        <w:rPr>
-          <w:b/>
-          <w:sz w:val="18"/>
-          <w:szCs w:val="18"/>
-        </w:rPr>
-        <w:t xml:space="preserve"> rules in total, across the four intervention types), which keeps the system scalable as the problem grows. The framework also provides formal guarantees on the boundedness and Lipschitz continuity of its outputs and on its compliance with partial observability, and it represents incomplete knowledge through a confidence-gated modulation of the concepts that requires no probabilistic assumptions. A non-inferential global coordination operator then combines the resource-normalized regional outputs into a single intervention input that stays strictly separate from the simulation state. Tested in simulation against a comparable centralized baseline, DisasterAware shows strong adaptability and operational feasibility, offering a reproducible alternative to optimization-based and black-box approaches to wildfire decision support.</w:t>
+        <w:t xml:space="preserve"> (2500 instead of 62500 rules in total, across the four intervention types), which keeps the system scalable as the problem grows. The framework also provides formal guarantees on the boundedness and Lipschitz continuity of its outputs and on its compliance with partial observability, and it represents incomplete knowledge through a confidence-gated modulation of the concepts that requires no probabilistic assumptions. A non-inferential global coordination operator then combines the resource-normalized regional outputs into a single intervention input that stays strictly separate from the simulation state. Tested in simulation against a comparable centralized baseline, DisasterAware shows strong adaptability and operational feasibility, offering a reproducible alternative to optimization-based and black-box approaches to wildfire decision support.</w:t>
       </w:r>
     </w:p>
     <w:p/>
@@ -1226,7 +1212,7 @@
         <mc:AlternateContent>
           <mc:Choice Requires="wpg">
             <w:drawing>
-              <wp:anchor distT="0" distB="0" distL="114300" distR="114300" simplePos="0" relativeHeight="251656192" behindDoc="0" locked="0" layoutInCell="1" allowOverlap="1" wp14:anchorId="582B8107" wp14:editId="4574A4A0">
+              <wp:anchor distT="0" distB="0" distL="114300" distR="114300" simplePos="0" relativeHeight="251656704" behindDoc="0" locked="0" layoutInCell="1" allowOverlap="1" wp14:anchorId="582B8107" wp14:editId="4574A4A0">
                 <wp:simplePos x="0" y="0"/>
                 <wp:positionH relativeFrom="column">
                   <wp:posOffset>3373120</wp:posOffset>
@@ -1374,7 +1360,7 @@
           </mc:Choice>
           <mc:Fallback>
             <w:pict>
-              <v:group w14:anchorId="582B8107" id="Group 4" o:spid="_x0000_s1026" style="position:absolute;left:0;text-align:left;margin-left:265.6pt;margin-top:-.1pt;width:254.45pt;height:141.7pt;z-index:251656192;mso-height-relative:margin" coordsize="32315,17995" o:gfxdata="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">
+              <v:group w14:anchorId="582B8107" id="Group 4" o:spid="_x0000_s1026" style="position:absolute;left:0;text-align:left;margin-left:265.6pt;margin-top:-.1pt;width:254.45pt;height:141.7pt;z-index:251656704;mso-height-relative:margin" coordsize="32315,17995" o:gfxdata="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">
                 <v:shapetype id="_x0000_t202" coordsize="21600,21600" o:spt="202" path="m,l,21600r21600,l21600,xe">
                   <v:stroke joinstyle="miter"/>
                   <v:path gradientshapeok="t" o:connecttype="rect"/>
@@ -1672,7 +1658,15 @@
         </w:numPr>
       </w:pPr>
       <w:r>
-        <w:t>Hierarchically distributed inference (G2). Local fuzzy agents reason independently for their own regions, while a global coordinator assembles their outputs without performing any inference of its own.</w:t>
+        <w:t xml:space="preserve">Hierarchically distributed inference (G2). Local fuzzy agents reason independently for their own regions, while a global coordinator assembles their outputs without performing any inference of </w:t>
+      </w:r>
+      <w:proofErr w:type="gramStart"/>
+      <w:r>
+        <w:t>its</w:t>
+      </w:r>
+      <w:proofErr w:type="gramEnd"/>
+      <w:r>
+        <w:t xml:space="preserve"> own.</w:t>
       </w:r>
     </w:p>
     <w:p>
@@ -1757,7 +1751,15 @@
         <w:pStyle w:val="PARAIndent"/>
       </w:pPr>
       <w:r>
-        <w:t>These contributions turn wildfire decision support from a predefined and centralized toolkit into an open, distributed, and uncertainty-aware reasoning system whose key properties are established analytically rather than assumed. A further benefit of the concept-based organization is a substantial reduction in rule-base size, which keeps the system scalable as more intervention types are added.</w:t>
+        <w:t>These contributions turn wildfire decision support from a predefined and centralized toolkit into an open, distributed, and uncertainty-aware reasoning system whose key properties are established analytically rather than assumed. A further benefit of the concept-based organization is a substantial reduction in rule-</w:t>
+      </w:r>
+      <w:proofErr w:type="gramStart"/>
+      <w:r>
+        <w:t>base</w:t>
+      </w:r>
+      <w:proofErr w:type="gramEnd"/>
+      <w:r>
+        <w:t xml:space="preserve"> size, which keeps the system scalable as more intervention types are added.</w:t>
       </w:r>
     </w:p>
     <w:p>
@@ -1797,7 +1799,15 @@
         <w:pStyle w:val="PARAIndent"/>
       </w:pPr>
       <w:r>
-        <w:t xml:space="preserve">Wildfire data are noisy, incomplete, and frequently reported in the linguistic terms used by incident commanders, such as a fire threat that is moderate to high. Fuzzy set theory </w:t>
+        <w:t xml:space="preserve">Wildfire data are noisy, incomplete, and frequently reported in the linguistic terms used by incident commanders, such as a fire threat that is moderate </w:t>
+      </w:r>
+      <w:proofErr w:type="gramStart"/>
+      <w:r>
+        <w:t>to</w:t>
+      </w:r>
+      <w:proofErr w:type="gramEnd"/>
+      <w:r>
+        <w:t xml:space="preserve"> high. Fuzzy set theory </w:t>
       </w:r>
       <w:sdt>
         <w:sdtPr>
@@ -1884,7 +1894,15 @@
         </w:sdtContent>
       </w:sdt>
       <w:r>
-        <w:t xml:space="preserve">. In a fuzzy inference system the </w:t>
+        <w:t xml:space="preserve">. In a fuzzy inference </w:t>
+      </w:r>
+      <w:proofErr w:type="gramStart"/>
+      <w:r>
+        <w:t>system</w:t>
+      </w:r>
+      <w:proofErr w:type="gramEnd"/>
+      <w:r>
+        <w:t xml:space="preserve"> the </w:t>
       </w:r>
       <m:oMath>
         <m:sSup>
@@ -3193,7 +3211,7 @@
         <mc:AlternateContent>
           <mc:Choice Requires="wpg">
             <w:drawing>
-              <wp:anchor distT="0" distB="0" distL="114300" distR="114300" simplePos="0" relativeHeight="251663360" behindDoc="0" locked="0" layoutInCell="1" allowOverlap="1" wp14:anchorId="5473CF6E" wp14:editId="66A0BB2D">
+              <wp:anchor distT="0" distB="0" distL="114300" distR="114300" simplePos="0" relativeHeight="251660800" behindDoc="0" locked="0" layoutInCell="1" allowOverlap="1" wp14:anchorId="5473CF6E" wp14:editId="66A0BB2D">
                 <wp:simplePos x="0" y="0"/>
                 <wp:positionH relativeFrom="column">
                   <wp:posOffset>3408680</wp:posOffset>
@@ -3350,7 +3368,7 @@
           </mc:Choice>
           <mc:Fallback>
             <w:pict>
-              <v:group w14:anchorId="5473CF6E" id="_x0000_s1029" style="position:absolute;left:0;text-align:left;margin-left:268.4pt;margin-top:4.6pt;width:253.35pt;height:174.35pt;z-index:251663360;mso-height-relative:margin" coordorigin=",762" coordsize="32175,22142" o:gfxdata="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">
+              <v:group w14:anchorId="5473CF6E" id="_x0000_s1029" style="position:absolute;left:0;text-align:left;margin-left:268.4pt;margin-top:4.6pt;width:253.35pt;height:174.35pt;z-index:251660800;mso-height-relative:margin" coordorigin=",762" coordsize="32175,22142" o:gfxdata="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">
                 <v:shape id="Picture 3" o:spid="_x0000_s1030" type="#_x0000_t75" style="position:absolute;left:2783;top:762;width:26809;height:19401;visibility:visible;mso-wrap-style:square" o:gfxdata="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">
                   <v:imagedata r:id="rId14" o:title="" croptop="2477f"/>
                 </v:shape>
@@ -3467,7 +3485,7 @@
         <mc:AlternateContent>
           <mc:Choice Requires="wpg">
             <w:drawing>
-              <wp:anchor distT="0" distB="0" distL="114300" distR="114300" simplePos="0" relativeHeight="251657216" behindDoc="0" locked="0" layoutInCell="1" allowOverlap="1" wp14:anchorId="3B4251C2" wp14:editId="7F3EC37F">
+              <wp:anchor distT="0" distB="0" distL="114300" distR="114300" simplePos="0" relativeHeight="251658752" behindDoc="0" locked="0" layoutInCell="1" allowOverlap="1" wp14:anchorId="3B4251C2" wp14:editId="7F3EC37F">
                 <wp:simplePos x="0" y="0"/>
                 <wp:positionH relativeFrom="column">
                   <wp:posOffset>35032</wp:posOffset>
@@ -3620,7 +3638,7 @@
           </mc:Choice>
           <mc:Fallback>
             <w:pict>
-              <v:group w14:anchorId="3B4251C2" id="Group 3" o:spid="_x0000_s1032" style="position:absolute;left:0;text-align:left;margin-left:2.75pt;margin-top:4.2pt;width:245.7pt;height:139.9pt;z-index:251657216;mso-width-relative:margin;mso-height-relative:margin" coordorigin="-571,457" coordsize="31203,17767" o:gfxdata="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">
+              <v:group w14:anchorId="3B4251C2" id="Group 3" o:spid="_x0000_s1032" style="position:absolute;left:0;text-align:left;margin-left:2.75pt;margin-top:4.2pt;width:245.7pt;height:139.9pt;z-index:251658752;mso-width-relative:margin;mso-height-relative:margin" coordorigin="-571,457" coordsize="31203,17767" o:gfxdata="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">
                 <v:shape id="Picture 1576516411" o:spid="_x0000_s1033" type="#_x0000_t75" style="position:absolute;top:457;width:30632;height:13373;visibility:visible;mso-wrap-style:square" o:gfxdata="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">
                   <v:imagedata r:id="rId16" o:title="" croptop="2701f" cropbottom="3600f"/>
                 </v:shape>
@@ -3698,7 +3716,15 @@
         </mc:AlternateContent>
       </w:r>
       <w:r>
-        <w:t>introduce are often abstract and weaken the interpretability that motivates fuzzy reasoning in the first place. Reducing rule-base size while preserving the auditable, expert-readable structure of the rules therefore remains an open problem for fuzzy decision support.</w:t>
+        <w:t>introduce are often abstract and weaken the interpretability that motivates fuzzy reasoning in the first place. Reducing rule-</w:t>
+      </w:r>
+      <w:proofErr w:type="gramStart"/>
+      <w:r>
+        <w:t>base</w:t>
+      </w:r>
+      <w:proofErr w:type="gramEnd"/>
+      <w:r>
+        <w:t xml:space="preserve"> size while preserving the auditable, expert-readable structure of the rules therefore remains an open problem for fuzzy decision support.</w:t>
       </w:r>
     </w:p>
     <w:p>
@@ -4008,7 +4034,15 @@
         </m:r>
       </m:oMath>
       <w:r>
-        <w:t xml:space="preserve"> by a weighted aggregation of criteria but still optimize over the same finite 𝒟. Two limitations follow at once: the attainable objective is capped at the best listed entry, and 𝒟 is a zero-dimensional, measure-zero subset of the continuum </w:t>
+        <w:t xml:space="preserve"> by a weighted aggregation of criteria but still optimize over the same </w:t>
+      </w:r>
+      <w:proofErr w:type="gramStart"/>
+      <w:r>
+        <w:t>finite 𝒟</w:t>
+      </w:r>
+      <w:proofErr w:type="gramEnd"/>
+      <w:r>
+        <w:t xml:space="preserve">. Two limitations follow at once: the attainable objective is capped at the best listed entry, and 𝒟 is a zero-dimensional, measure-zero subset of the continuum </w:t>
       </w:r>
       <m:oMath>
         <m:r>
@@ -4130,7 +4164,14 @@
               <w:noProof/>
               <w:lang w:val="tr-TR"/>
             </w:rPr>
-            <w:t xml:space="preserve"> [29]</w:t>
+            <w:t xml:space="preserve"> </w:t>
+          </w:r>
+          <w:r>
+            <w:rPr>
+              <w:noProof/>
+              <w:lang w:val="tr-TR"/>
+            </w:rPr>
+            <w:t>[29]</w:t>
           </w:r>
           <w:r>
             <w:fldChar w:fldCharType="end"/>
@@ -4479,7 +4520,7 @@
             <w:rPr>
               <w:noProof/>
             </w:rPr>
-            <w:t>[29]</w:t>
+            <w:t>[30]</w:t>
           </w:r>
           <w:r>
             <w:fldChar w:fldCharType="end"/>
@@ -4840,7 +4881,15 @@
         </w:sdtContent>
       </w:sdt>
       <w:r>
-        <w:t xml:space="preserve">, in which the true state s ∈ S is hidden and only an observation drawn from a sensing model is available </w:t>
+        <w:t xml:space="preserve">, in which the true </w:t>
+      </w:r>
+      <w:proofErr w:type="spellStart"/>
+      <w:r>
+        <w:t>state s</w:t>
+      </w:r>
+      <w:proofErr w:type="spellEnd"/>
+      <w:r>
+        <w:t xml:space="preserve"> ∈ S is hidden and only an observation drawn from a sensing model is available </w:t>
       </w:r>
       <w:r>
         <w:fldChar w:fldCharType="begin"/>
@@ -5535,8 +5584,13 @@
               <w:pStyle w:val="Caption"/>
             </w:pPr>
             <w:bookmarkStart w:id="18" w:name="eq9"/>
-            <w:r>
-              <w:t>( 11 )</w:t>
+            <w:proofErr w:type="gramStart"/>
+            <w:r>
+              <w:t>( 11</w:t>
+            </w:r>
+            <w:proofErr w:type="gramEnd"/>
+            <w:r>
+              <w:t xml:space="preserve"> )</w:t>
             </w:r>
             <w:bookmarkEnd w:id="18"/>
           </w:p>
@@ -5554,7 +5608,7 @@
         <mc:AlternateContent>
           <mc:Choice Requires="wpg">
             <w:drawing>
-              <wp:anchor distT="0" distB="0" distL="114300" distR="114300" simplePos="0" relativeHeight="251654656" behindDoc="0" locked="0" layoutInCell="1" allowOverlap="1" wp14:anchorId="582B8107" wp14:editId="4A09B74F">
+              <wp:anchor distT="0" distB="0" distL="114300" distR="114300" simplePos="0" relativeHeight="251655680" behindDoc="0" locked="0" layoutInCell="1" allowOverlap="1" wp14:anchorId="582B8107" wp14:editId="4A09B74F">
                 <wp:simplePos x="0" y="0"/>
                 <wp:positionH relativeFrom="column">
                   <wp:posOffset>0</wp:posOffset>
@@ -5709,7 +5763,7 @@
           </mc:Choice>
           <mc:Fallback>
             <w:pict>
-              <v:group w14:anchorId="582B8107" id="ArchFig" o:spid="_x0000_s1035" style="position:absolute;left:0;text-align:left;margin-left:0;margin-top:333.9pt;width:250.45pt;height:127.35pt;z-index:251654656;mso-position-vertical-relative:margin;mso-width-relative:margin;mso-height-relative:margin" coordorigin="-1524,-1758" coordsize="31822,20377" o:gfxdata="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">
+              <v:group w14:anchorId="582B8107" id="ArchFig" o:spid="_x0000_s1035" style="position:absolute;left:0;text-align:left;margin-left:0;margin-top:333.9pt;width:250.45pt;height:127.35pt;z-index:251655680;mso-position-vertical-relative:margin;mso-width-relative:margin;mso-height-relative:margin" coordorigin="-1524,-1758" coordsize="31822,20377" o:gfxdata="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">
                 <v:shape id="Text Box 1" o:spid="_x0000_s1036" type="#_x0000_t202" style="position:absolute;left:-1524;top:11269;width:31822;height:7349;visibility:visible;mso-wrap-style:square;v-text-anchor:top" o:gfxdata="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" stroked="f">
                   <v:textbox style="mso-fit-shape-to-text:t" inset="0,0,0,0">
                     <w:txbxContent>
@@ -5796,7 +5850,7 @@
         <mc:AlternateContent>
           <mc:Choice Requires="wpg">
             <w:drawing>
-              <wp:anchor distT="0" distB="0" distL="114300" distR="114300" simplePos="0" relativeHeight="251658752" behindDoc="0" locked="0" layoutInCell="1" allowOverlap="1" wp14:anchorId="0E788F12" wp14:editId="3FA463AA">
+              <wp:anchor distT="0" distB="0" distL="114300" distR="114300" simplePos="0" relativeHeight="251659776" behindDoc="0" locked="0" layoutInCell="1" allowOverlap="1" wp14:anchorId="0E788F12" wp14:editId="3FA463AA">
                 <wp:simplePos x="0" y="0"/>
                 <wp:positionH relativeFrom="column">
                   <wp:posOffset>-39370</wp:posOffset>
@@ -5944,7 +5998,7 @@
           </mc:Choice>
           <mc:Fallback>
             <w:pict>
-              <v:group w14:anchorId="0E788F12" id="Group 6" o:spid="_x0000_s1038" style="position:absolute;left:0;text-align:left;margin-left:-3.1pt;margin-top:0;width:521.3pt;height:328.1pt;z-index:251658752;mso-height-relative:margin" coordorigin="54" coordsize="66205,41674" o:gfxdata="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">
+              <v:group w14:anchorId="0E788F12" id="Group 6" o:spid="_x0000_s1038" style="position:absolute;left:0;text-align:left;margin-left:-3.1pt;margin-top:0;width:521.3pt;height:328.1pt;z-index:251659776;mso-height-relative:margin" coordorigin="54" coordsize="66205,41674" o:gfxdata="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">
                 <v:shape id="Picture 2146317879" o:spid="_x0000_s1039" type="#_x0000_t75" style="position:absolute;left:1796;width:63093;height:38220;visibility:visible;mso-wrap-style:square" o:gfxdata="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">
                   <v:imagedata r:id="rId20" o:title=""/>
                 </v:shape>
@@ -8726,19 +8780,21 @@
       <w:r>
         <w:t xml:space="preserve">, namely fire intensity, fuel load, spread potential, asset exposure, resource accessibility, and temporal urgency, each scaled to the unit interval so that every input shares a common range. </w:t>
       </w:r>
-      <w:r>
-        <w:t xml:space="preserve">The cardinality six is not a free parameter but the minimal feature set that makes the four situational concepts of Table II jointly computable: no proper subset spans all four, since resource accessibility alone carries suppression feasibility and temporal urgency alone carries intervention timing, while execution-level resource parameters are excluded to keep reasoning separate from actuation. This operational framing of the feature set draws on the authors’ experience in the TeamAware </w:t>
-      </w:r>
       <w:proofErr w:type="gramStart"/>
       <w:r>
+        <w:t>The cardinality</w:t>
+      </w:r>
+      <w:proofErr w:type="gramEnd"/>
+      <w:r>
+        <w:t xml:space="preserve"> six is not a free parameter but the minimal feature set that makes the four situational concepts of Table II jointly computable: no proper subset spans all four, since resource accessibility alone carries suppression feasibility and temporal urgency alone carries intervention timing, while execution-level resource parameters are excluded to keep reasoning separate from actuation. This operational framing of the feature set draws on the authors’ experience in the TeamAware </w:t>
+      </w:r>
+      <w:proofErr w:type="gramStart"/>
+      <w:r>
         <w:t>project .</w:t>
       </w:r>
       <w:proofErr w:type="gramEnd"/>
       <w:r>
-        <w:t xml:space="preserve"> </w:t>
-      </w:r>
-      <w:r>
-        <w:t>The features and the observable quantities they summarize are listed in Appendix A.</w:t>
+        <w:t xml:space="preserve"> The features and the observable quantities are listed in Appendix A.</w:t>
       </w:r>
     </w:p>
     <w:p>
@@ -8746,23 +8802,11 @@
         <w:pStyle w:val="PARAIndent"/>
       </w:pPr>
       <w:r>
-        <w:t xml:space="preserve">Each feature is described by </w:t>
-      </w:r>
-      <w:r>
-        <w:t>five linguistic terms, from very low to very high</w:t>
-      </w:r>
-      <w:r>
-        <w:t xml:space="preserve">, through triangular membership functions that form a partition of unity, so the memberships of a feature sum to one at every point, as in (1). </w:t>
-      </w:r>
-      <w:r>
-        <w:t>Five terms keep each variable readable</w:t>
-      </w:r>
-      <w:r>
-        <w:t xml:space="preserve"> while still separating the operational regimes that incident commanders distinguish in practice. This five-term antecedent granularity also bounds the rule base, whose size grows as the number of terms raised to the number of </w:t>
+        <w:t xml:space="preserve">Each feature is described by five linguistic terms, from very low to very high, through triangular membership functions that form a partition of unity, so the memberships of a feature sum to one at every point, as in (1). Five terms keep each variable readable while still separating the operational regimes that incident commanders distinguish in practice. This five-term antecedent granularity also bounds the rule base, whose size grows as the number of terms raised to the number of antecedents by the count of (4); a finer antecedent partition </w:t>
       </w:r>
       <w:r>
         <w:lastRenderedPageBreak/>
-        <w:t>antecedents by the count of (4); a finer antecedent partition would inflate the rule base exponentially for a representational gain that field practice does not require [27].</w:t>
+        <w:t>would inflate the rule base exponentially for a representational gain that field practice does not require [27].</w:t>
       </w:r>
     </w:p>
     <w:p>
@@ -8800,13 +8844,13 @@
         <w:tblLook w:val="04A0" w:firstRow="1" w:lastRow="0" w:firstColumn="1" w:lastColumn="0" w:noHBand="0" w:noVBand="1"/>
       </w:tblPr>
       <w:tblGrid>
-        <w:gridCol w:w="4323"/>
-        <w:gridCol w:w="641"/>
+        <w:gridCol w:w="4181"/>
+        <w:gridCol w:w="783"/>
       </w:tblGrid>
       <w:tr>
         <w:tc>
           <w:tcPr>
-            <w:tcW w:w="4323" w:type="dxa"/>
+            <w:tcW w:w="4181" w:type="dxa"/>
             <w:vAlign w:val="center"/>
           </w:tcPr>
           <w:p>
@@ -8968,7 +9012,7 @@
         </w:tc>
         <w:tc>
           <w:tcPr>
-            <w:tcW w:w="641" w:type="dxa"/>
+            <w:tcW w:w="783" w:type="dxa"/>
             <w:vAlign w:val="center"/>
           </w:tcPr>
           <w:p>
@@ -8985,7 +9029,7 @@
                 <w:rPr>
                   <w:noProof/>
                 </w:rPr>
-                <w:t>1</w:t>
+                <w:t>16</w:t>
               </w:r>
             </w:fldSimple>
             <w:r>
@@ -9240,28 +9284,7 @@
         <w:pStyle w:val="PARAIndent"/>
       </w:pPr>
       <w:r>
-        <w:t xml:space="preserve">Inference then runs over the concept vector instead of the raw features. With </w:t>
-      </w:r>
-      <w:r>
-        <w:t>four concepts and five terms each</w:t>
-      </w:r>
-      <w:r>
-        <w:t xml:space="preserve">, a complete rule base </w:t>
-      </w:r>
-      <w:r>
-        <w:t>holds 625 rules per intervention type, against 15625</w:t>
-      </w:r>
-      <w:r>
-        <w:t xml:space="preserve"> for direct inference over the six features by the count of (4), </w:t>
-      </w:r>
-      <w:r>
-        <w:t>a 25-fold reduction</w:t>
-      </w:r>
-      <w:r>
-        <w:t xml:space="preserve"> that keeps the rule base small enough to author and audit. A Mamdani min-norm combination fires the concept rules as in (2), and the firing-weighted defuzzification of (3) returns a continuous intensity for each intervention type, so the decision stays open rather than chosen from a fixed menu.</w:t>
-      </w:r>
-      <w:r>
-        <w:t xml:space="preserve"> The consequent intensity of each intervention type is anchored by five singleton levels, from very low to very high; this output granularity is needed because dispatch must separate no action from standby, and priority commitment from maximum commitment, distinctions a coarser output cannot express [28].</w:t>
+        <w:t>Inference then runs over the concept vector instead of the raw features. With four concepts and five terms each, a complete rule base holds 625 rules per intervention type, against 15625 for direct inference over the six features by the count of (4), a 25-fold reduction that keeps the rule base small enough to author and audit. A Mamdani min-norm combination fires the concept rules as in (2), and the firing-weighted defuzzification of (3) returns a continuous intensity for each intervention type, so the decision stays open rather than chosen from a fixed menu. The consequent intensity of each intervention type is anchored by five singleton levels, from very low to very high; this output granularity is needed because dispatch must separate no action from standby, and priority commitment from maximum commitment, distinctions a coarser output cannot express [28].</w:t>
       </w:r>
     </w:p>
     <w:p>
@@ -9363,7 +9386,10 @@
         </m:sSub>
       </m:oMath>
       <w:r>
-        <w:t xml:space="preserve"> runs independently inside every region. Each regional agent applies the same mapping </w:t>
+        <w:t xml:space="preserve"> runs independently inside </w:t>
+      </w:r>
+      <w:r>
+        <w:t xml:space="preserve">every region. Each regional agent applies the same mapping </w:t>
       </w:r>
       <m:oMath>
         <m:sSub>
@@ -9393,16 +9419,7 @@
         </m:sSub>
       </m:oMath>
       <w:r>
-        <w:t xml:space="preserve"> to its own concept vector and decision-related inputs and returns a multi-action intervention, one continuous intensity per intervention type, as in (13). </w:t>
-      </w:r>
-      <w:r>
-        <w:t>Four</w:t>
-      </w:r>
-      <w:r>
-        <w:t xml:space="preserve"> intervention types are supported, summarized in Table III: direct suppression, preventive fuel reduction, </w:t>
-      </w:r>
-      <w:r>
-        <w:t>asset protection priority, and indirect attack, which builds a containment line or backfire ahead of the active edge to block the front where direct attack is infeasible.</w:t>
+        <w:t xml:space="preserve"> to its own concept vector and decision-related inputs and returns a multi-action intervention, one continuous intensity per intervention type, as in (13). Four intervention types are supported, summarized in Table III: direct suppression, preventive fuel reduction, asset protection priority, and indirect attack, which builds a containment line or backfire ahead of the active edge to block the front where direct attack is infeasible.</w:t>
       </w:r>
     </w:p>
     <w:p>
@@ -9884,7 +9901,6 @@
         <w:pStyle w:val="Heading2"/>
       </w:pPr>
       <w:r>
-        <w:lastRenderedPageBreak/>
         <w:t>D. Explainability and Fail-Safe Governance</w:t>
       </w:r>
     </w:p>
@@ -9893,7 +9909,11 @@
         <w:pStyle w:val="PARAIndent"/>
       </w:pPr>
       <w:r>
-        <w:t>Because every decision passes through the concept layer, it carries its own explanation. Each intervention is linked to the concept activation pattern that produced it, the concept rules it fired, and the confidence of the observations behind it, so the reasoning can be inspected directly rather than approximated after the fact by post-hoc attribution (Fig. 8).</w:t>
+        <w:t xml:space="preserve">Because every decision passes through the concept layer, it carries its own explanation. Each intervention is linked to the </w:t>
+      </w:r>
+      <w:r>
+        <w:lastRenderedPageBreak/>
+        <w:t>concept activation pattern that produced it, the concept rules it fired, and the confidence of the observations behind it, so the reasoning can be inspected directly rather than approximated after the fact by post-hoc attribution (Fig. 8).</w:t>
       </w:r>
     </w:p>
     <w:p>
@@ -9961,13 +9981,13 @@
         <w:tblLook w:val="04A0" w:firstRow="1" w:lastRow="0" w:firstColumn="1" w:lastColumn="0" w:noHBand="0" w:noVBand="1"/>
       </w:tblPr>
       <w:tblGrid>
-        <w:gridCol w:w="4323"/>
-        <w:gridCol w:w="641"/>
+        <w:gridCol w:w="4181"/>
+        <w:gridCol w:w="783"/>
       </w:tblGrid>
       <w:tr>
         <w:tc>
           <w:tcPr>
-            <w:tcW w:w="4323" w:type="dxa"/>
+            <w:tcW w:w="4181" w:type="dxa"/>
             <w:vAlign w:val="center"/>
           </w:tcPr>
           <w:p>
@@ -10178,7 +10198,7 @@
         </w:tc>
         <w:tc>
           <w:tcPr>
-            <w:tcW w:w="641" w:type="dxa"/>
+            <w:tcW w:w="783" w:type="dxa"/>
             <w:vAlign w:val="center"/>
           </w:tcPr>
           <w:p>
@@ -10195,7 +10215,7 @@
                 <w:rPr>
                   <w:noProof/>
                 </w:rPr>
-                <w:t>1</w:t>
+                <w:t>17</w:t>
               </w:r>
             </w:fldSimple>
             <w:r>
@@ -10306,13 +10326,13 @@
         <w:tblLook w:val="04A0" w:firstRow="1" w:lastRow="0" w:firstColumn="1" w:lastColumn="0" w:noHBand="0" w:noVBand="1"/>
       </w:tblPr>
       <w:tblGrid>
-        <w:gridCol w:w="4323"/>
-        <w:gridCol w:w="641"/>
+        <w:gridCol w:w="4181"/>
+        <w:gridCol w:w="783"/>
       </w:tblGrid>
       <w:tr>
         <w:tc>
           <w:tcPr>
-            <w:tcW w:w="4323" w:type="dxa"/>
+            <w:tcW w:w="4181" w:type="dxa"/>
             <w:vAlign w:val="center"/>
           </w:tcPr>
           <w:p>
@@ -10516,7 +10536,7 @@
         </w:tc>
         <w:tc>
           <w:tcPr>
-            <w:tcW w:w="641" w:type="dxa"/>
+            <w:tcW w:w="783" w:type="dxa"/>
             <w:vAlign w:val="center"/>
           </w:tcPr>
           <w:p>
@@ -10533,7 +10553,7 @@
                 <w:rPr>
                   <w:noProof/>
                 </w:rPr>
-                <w:t>1</w:t>
+                <w:t>18</w:t>
               </w:r>
             </w:fldSimple>
             <w:r>
@@ -11568,11 +11588,7 @@
           </w:tcPr>
           <w:p>
             <w:r>
-              <w:t xml:space="preserve">Multi-criteria evaluation function that scores a </w:t>
-            </w:r>
-            <w:r>
-              <w:lastRenderedPageBreak/>
-              <w:t>candidate field.</w:t>
+              <w:t>Multi-criteria evaluation function that scores a candidate field.</w:t>
             </w:r>
           </w:p>
         </w:tc>
@@ -12519,7 +12535,7 @@
       </w:tblGrid>
       <w:tr>
         <w:trPr>
-          <w:divId w:val="414128010"/>
+          <w:divId w:val="388917906"/>
           <w:tblCellSpacing w:w="15" w:type="dxa"/>
         </w:trPr>
         <w:tc>
@@ -12567,7 +12583,7 @@
       </w:tr>
       <w:tr>
         <w:trPr>
-          <w:divId w:val="414128010"/>
+          <w:divId w:val="388917906"/>
           <w:tblCellSpacing w:w="15" w:type="dxa"/>
         </w:trPr>
         <w:tc>
@@ -12627,7 +12643,7 @@
       </w:tr>
       <w:tr>
         <w:trPr>
-          <w:divId w:val="414128010"/>
+          <w:divId w:val="388917906"/>
           <w:tblCellSpacing w:w="15" w:type="dxa"/>
         </w:trPr>
         <w:tc>
@@ -12666,7 +12682,13 @@
               <w:rPr>
                 <w:noProof/>
               </w:rPr>
-              <w:t xml:space="preserve">J. P. Shim, "Past, present, and future of decision support technology," </w:t>
+              <w:t xml:space="preserve">J. P. Shim, "Past, present, and future of decision </w:t>
+            </w:r>
+            <w:r>
+              <w:rPr>
+                <w:noProof/>
+              </w:rPr>
+              <w:t xml:space="preserve">support technology," </w:t>
             </w:r>
             <w:r>
               <w:rPr>
@@ -12687,7 +12709,7 @@
       </w:tr>
       <w:tr>
         <w:trPr>
-          <w:divId w:val="414128010"/>
+          <w:divId w:val="388917906"/>
           <w:tblCellSpacing w:w="15" w:type="dxa"/>
         </w:trPr>
         <w:tc>
@@ -12747,7 +12769,7 @@
       </w:tr>
       <w:tr>
         <w:trPr>
-          <w:divId w:val="414128010"/>
+          <w:divId w:val="388917906"/>
           <w:tblCellSpacing w:w="15" w:type="dxa"/>
         </w:trPr>
         <w:tc>
@@ -12807,7 +12829,7 @@
       </w:tr>
       <w:tr>
         <w:trPr>
-          <w:divId w:val="414128010"/>
+          <w:divId w:val="388917906"/>
           <w:tblCellSpacing w:w="15" w:type="dxa"/>
         </w:trPr>
         <w:tc>
@@ -12853,7 +12875,7 @@
       </w:tr>
       <w:tr>
         <w:trPr>
-          <w:divId w:val="414128010"/>
+          <w:divId w:val="388917906"/>
           <w:tblCellSpacing w:w="15" w:type="dxa"/>
         </w:trPr>
         <w:tc>
@@ -12913,7 +12935,7 @@
       </w:tr>
       <w:tr>
         <w:trPr>
-          <w:divId w:val="414128010"/>
+          <w:divId w:val="388917906"/>
           <w:tblCellSpacing w:w="15" w:type="dxa"/>
         </w:trPr>
         <w:tc>
@@ -12973,7 +12995,7 @@
       </w:tr>
       <w:tr>
         <w:trPr>
-          <w:divId w:val="414128010"/>
+          <w:divId w:val="388917906"/>
           <w:tblCellSpacing w:w="15" w:type="dxa"/>
         </w:trPr>
         <w:tc>
@@ -13019,7 +13041,7 @@
       </w:tr>
       <w:tr>
         <w:trPr>
-          <w:divId w:val="414128010"/>
+          <w:divId w:val="388917906"/>
           <w:tblCellSpacing w:w="15" w:type="dxa"/>
         </w:trPr>
         <w:tc>
@@ -13079,7 +13101,7 @@
       </w:tr>
       <w:tr>
         <w:trPr>
-          <w:divId w:val="414128010"/>
+          <w:divId w:val="388917906"/>
           <w:tblCellSpacing w:w="15" w:type="dxa"/>
         </w:trPr>
         <w:tc>
@@ -13139,7 +13161,7 @@
       </w:tr>
       <w:tr>
         <w:trPr>
-          <w:divId w:val="414128010"/>
+          <w:divId w:val="388917906"/>
           <w:tblCellSpacing w:w="15" w:type="dxa"/>
         </w:trPr>
         <w:tc>
@@ -13199,7 +13221,7 @@
       </w:tr>
       <w:tr>
         <w:trPr>
-          <w:divId w:val="414128010"/>
+          <w:divId w:val="388917906"/>
           <w:tblCellSpacing w:w="15" w:type="dxa"/>
         </w:trPr>
         <w:tc>
@@ -13259,7 +13281,7 @@
       </w:tr>
       <w:tr>
         <w:trPr>
-          <w:divId w:val="414128010"/>
+          <w:divId w:val="388917906"/>
           <w:tblCellSpacing w:w="15" w:type="dxa"/>
         </w:trPr>
         <w:tc>
@@ -13319,7 +13341,7 @@
       </w:tr>
       <w:tr>
         <w:trPr>
-          <w:divId w:val="414128010"/>
+          <w:divId w:val="388917906"/>
           <w:tblCellSpacing w:w="15" w:type="dxa"/>
         </w:trPr>
         <w:tc>
@@ -13379,7 +13401,7 @@
       </w:tr>
       <w:tr>
         <w:trPr>
-          <w:divId w:val="414128010"/>
+          <w:divId w:val="388917906"/>
           <w:tblCellSpacing w:w="15" w:type="dxa"/>
         </w:trPr>
         <w:tc>
@@ -13439,7 +13461,7 @@
       </w:tr>
       <w:tr>
         <w:trPr>
-          <w:divId w:val="414128010"/>
+          <w:divId w:val="388917906"/>
           <w:tblCellSpacing w:w="15" w:type="dxa"/>
         </w:trPr>
         <w:tc>
@@ -13458,7 +13480,6 @@
               <w:rPr>
                 <w:noProof/>
               </w:rPr>
-              <w:lastRenderedPageBreak/>
               <w:t xml:space="preserve">[17] </w:t>
             </w:r>
           </w:p>
@@ -13500,7 +13521,7 @@
       </w:tr>
       <w:tr>
         <w:trPr>
-          <w:divId w:val="414128010"/>
+          <w:divId w:val="388917906"/>
           <w:tblCellSpacing w:w="15" w:type="dxa"/>
         </w:trPr>
         <w:tc>
@@ -13553,14 +13574,21 @@
               <w:rPr>
                 <w:noProof/>
               </w:rPr>
-              <w:t xml:space="preserve">vol. 101, pp. 99-134, 1998. </w:t>
+              <w:t xml:space="preserve">vol. 101, pp. 99-134, </w:t>
+            </w:r>
+            <w:r>
+              <w:rPr>
+                <w:noProof/>
+              </w:rPr>
+              <w:lastRenderedPageBreak/>
+              <w:t xml:space="preserve">1998. </w:t>
             </w:r>
           </w:p>
         </w:tc>
       </w:tr>
       <w:tr>
         <w:trPr>
-          <w:divId w:val="414128010"/>
+          <w:divId w:val="388917906"/>
           <w:tblCellSpacing w:w="15" w:type="dxa"/>
         </w:trPr>
         <w:tc>
@@ -13579,6 +13607,7 @@
               <w:rPr>
                 <w:noProof/>
               </w:rPr>
+              <w:lastRenderedPageBreak/>
               <w:t xml:space="preserve">[19] </w:t>
             </w:r>
           </w:p>
@@ -13606,7 +13635,7 @@
       </w:tr>
       <w:tr>
         <w:trPr>
-          <w:divId w:val="414128010"/>
+          <w:divId w:val="388917906"/>
           <w:tblCellSpacing w:w="15" w:type="dxa"/>
         </w:trPr>
         <w:tc>
@@ -13666,7 +13695,7 @@
       </w:tr>
       <w:tr>
         <w:trPr>
-          <w:divId w:val="414128010"/>
+          <w:divId w:val="388917906"/>
           <w:tblCellSpacing w:w="15" w:type="dxa"/>
         </w:trPr>
         <w:tc>
@@ -13726,7 +13755,7 @@
       </w:tr>
       <w:tr>
         <w:trPr>
-          <w:divId w:val="414128010"/>
+          <w:divId w:val="388917906"/>
           <w:tblCellSpacing w:w="15" w:type="dxa"/>
         </w:trPr>
         <w:tc>
@@ -13786,7 +13815,7 @@
       </w:tr>
       <w:tr>
         <w:trPr>
-          <w:divId w:val="414128010"/>
+          <w:divId w:val="388917906"/>
           <w:tblCellSpacing w:w="15" w:type="dxa"/>
         </w:trPr>
         <w:tc>
@@ -13832,7 +13861,7 @@
       </w:tr>
       <w:tr>
         <w:trPr>
-          <w:divId w:val="414128010"/>
+          <w:divId w:val="388917906"/>
           <w:tblCellSpacing w:w="15" w:type="dxa"/>
         </w:trPr>
         <w:tc>
@@ -13892,7 +13921,7 @@
       </w:tr>
       <w:tr>
         <w:trPr>
-          <w:divId w:val="414128010"/>
+          <w:divId w:val="388917906"/>
           <w:tblCellSpacing w:w="15" w:type="dxa"/>
         </w:trPr>
         <w:tc>
@@ -13952,7 +13981,7 @@
       </w:tr>
       <w:tr>
         <w:trPr>
-          <w:divId w:val="414128010"/>
+          <w:divId w:val="388917906"/>
           <w:tblCellSpacing w:w="15" w:type="dxa"/>
         </w:trPr>
         <w:tc>
@@ -14012,7 +14041,7 @@
       </w:tr>
       <w:tr>
         <w:trPr>
-          <w:divId w:val="414128010"/>
+          <w:divId w:val="388917906"/>
           <w:tblCellSpacing w:w="15" w:type="dxa"/>
         </w:trPr>
         <w:tc>
@@ -14072,7 +14101,7 @@
       </w:tr>
       <w:tr>
         <w:trPr>
-          <w:divId w:val="414128010"/>
+          <w:divId w:val="388917906"/>
           <w:tblCellSpacing w:w="15" w:type="dxa"/>
         </w:trPr>
         <w:tc>
@@ -14132,7 +14161,7 @@
       </w:tr>
       <w:tr>
         <w:trPr>
-          <w:divId w:val="414128010"/>
+          <w:divId w:val="388917906"/>
           <w:tblCellSpacing w:w="15" w:type="dxa"/>
         </w:trPr>
         <w:tc>
@@ -14178,7 +14207,7 @@
       </w:tr>
       <w:tr>
         <w:trPr>
-          <w:divId w:val="414128010"/>
+          <w:divId w:val="388917906"/>
           <w:tblCellSpacing w:w="15" w:type="dxa"/>
         </w:trPr>
         <w:tc>
@@ -14239,7 +14268,7 @@
     </w:tbl>
     <w:p>
       <w:pPr>
-        <w:divId w:val="414128010"/>
+        <w:divId w:val="388917906"/>
         <w:rPr>
           <w:noProof/>
         </w:rPr>
@@ -14289,7 +14318,7 @@
           <w:szCs w:val="20"/>
         </w:rPr>
         <w:drawing>
-          <wp:anchor distT="0" distB="0" distL="114300" distR="114300" simplePos="0" relativeHeight="251654144" behindDoc="0" locked="0" layoutInCell="1" allowOverlap="1" wp14:anchorId="1535A905" wp14:editId="25DED467">
+          <wp:anchor distT="0" distB="0" distL="114300" distR="114300" simplePos="0" relativeHeight="251654656" behindDoc="0" locked="0" layoutInCell="1" allowOverlap="1" wp14:anchorId="1535A905" wp14:editId="25DED467">
             <wp:simplePos x="0" y="0"/>
             <wp:positionH relativeFrom="column">
               <wp:align>left</wp:align>
@@ -14348,10 +14377,7 @@
     </w:p>
     <w:p>
       <w:r>
-        <w:t xml:space="preserve">He is currently the Senior Principal Team Manager of the Modeling and Sensor Technologies at HAVELSAN, Ankara, Türkiye, where he manages national and international research and development projects of </w:t>
-      </w:r>
-      <w:r>
-        <w:t>advanced sensor systems, decision support architectures, and intelligent automation technologies. Over the past 10 years, he has acquired extensive experience in leading multidisciplinary R&amp;D initiatives, managing national and international research collaborations, and coordinating complex technical projects across multiple organizations and consortia.</w:t>
+        <w:t>He is currently the Senior Principal Team Manager of the Modeling and Sensor Technologies at HAVELSAN, Ankara, Türkiye, where he manages national and international research and development projects of advanced sensor systems, decision support architectures, and intelligent automation technologies. Over the past 10 years, he has acquired extensive experience in leading multidisciplinary R&amp;D initiatives, managing national and international research collaborations, and coordinating complex technical projects across multiple organizations and consortia.</w:t>
       </w:r>
     </w:p>
     <w:p>
@@ -14366,7 +14392,7 @@
           <w:noProof/>
         </w:rPr>
         <w:drawing>
-          <wp:anchor distT="0" distB="0" distL="114300" distR="114300" simplePos="0" relativeHeight="251657216" behindDoc="0" locked="0" layoutInCell="1" allowOverlap="1" wp14:anchorId="493E6F11" wp14:editId="67793C96">
+          <wp:anchor distT="0" distB="0" distL="114300" distR="114300" simplePos="0" relativeHeight="251657728" behindDoc="0" locked="0" layoutInCell="1" allowOverlap="1" wp14:anchorId="493E6F11" wp14:editId="67793C96">
             <wp:simplePos x="0" y="0"/>
             <wp:positionH relativeFrom="column">
               <wp:posOffset>31377</wp:posOffset>
@@ -19569,7 +19595,7 @@
 </file>
 
 <file path=customXml/itemProps1.xml><?xml version="1.0" encoding="utf-8"?>
-<ds:datastoreItem xmlns:ds="http://schemas.openxmlformats.org/officeDocument/2006/customXml" ds:itemID="{550132CF-E131-40E5-8DC8-02227057206D}">
+<ds:datastoreItem xmlns:ds="http://schemas.openxmlformats.org/officeDocument/2006/customXml" ds:itemID="{AB7CD1B8-F1D4-43B9-8D68-02D8DF3AB2FA}">
   <ds:schemaRefs>
     <ds:schemaRef ds:uri="http://schemas.openxmlformats.org/officeDocument/2006/bibliography"/>
   </ds:schemaRefs>
@@ -19585,7 +19611,7 @@
 </file>
 
 <file path=customXml/itemProps3.xml><?xml version="1.0" encoding="utf-8"?>
-<ds:datastoreItem xmlns:ds="http://schemas.openxmlformats.org/officeDocument/2006/customXml" ds:itemID="{AB7CD1B8-F1D4-43B9-8D68-02D8DF3AB2FA}">
+<ds:datastoreItem xmlns:ds="http://schemas.openxmlformats.org/officeDocument/2006/customXml" ds:itemID="{550132CF-E131-40E5-8DC8-02227057206D}">
   <ds:schemaRefs>
     <ds:schemaRef ds:uri="http://schemas.openxmlformats.org/officeDocument/2006/bibliography"/>
   </ds:schemaRefs>
